--- a/RequirementAnalysis/UCSpec/word/PayOrder(VietQR).docx
+++ b/RequirementAnalysis/UCSpec/word/PayOrder(VietQR).docx
@@ -4,7 +4,7 @@
   <w:body>
     <w:p>
       <w:pPr>
-        <w:pStyle w:val="Heading2"/>
+        <w:pStyle w:val="u2"/>
         <w:numPr>
           <w:ilvl w:val="0"/>
           <w:numId w:val="0"/>
@@ -16,7 +16,7 @@
     </w:p>
     <w:tbl>
       <w:tblPr>
-        <w:tblStyle w:val="TableGrid"/>
+        <w:tblStyle w:val="LiBang"/>
         <w:tblW w:w="9493" w:type="dxa"/>
         <w:tblLook w:val="04A0" w:firstRow="1" w:lastRow="0" w:firstColumn="1" w:lastColumn="0" w:noHBand="0" w:noVBand="1"/>
       </w:tblPr>
@@ -66,34 +66,12 @@
                 <w:szCs w:val="32"/>
                 <w:lang w:val="en-US"/>
               </w:rPr>
-              <w:t>(</w:t>
-            </w:r>
-            <w:proofErr w:type="spellStart"/>
-            <w:r>
-              <w:rPr>
-                <w:b/>
-                <w:bCs/>
-                <w:sz w:val="32"/>
-                <w:szCs w:val="32"/>
-                <w:lang w:val="en-US"/>
-              </w:rPr>
-              <w:t>VietQR</w:t>
-            </w:r>
-            <w:proofErr w:type="spellEnd"/>
-            <w:r>
-              <w:rPr>
-                <w:b/>
-                <w:bCs/>
-                <w:sz w:val="32"/>
-                <w:szCs w:val="32"/>
-                <w:lang w:val="en-US"/>
-              </w:rPr>
-              <w:t>)</w:t>
+              <w:t>(VietQR)</w:t>
             </w:r>
           </w:p>
           <w:p>
             <w:pPr>
-              <w:pStyle w:val="ListParagraph"/>
+              <w:pStyle w:val="oancuaDanhsach"/>
               <w:numPr>
                 <w:ilvl w:val="0"/>
                 <w:numId w:val="38"/>
@@ -118,7 +96,7 @@
           </w:p>
           <w:p>
             <w:pPr>
-              <w:pStyle w:val="ListParagraph"/>
+              <w:pStyle w:val="oancuaDanhsach"/>
               <w:rPr>
                 <w:lang w:val="en-US"/>
               </w:rPr>
@@ -141,7 +119,7 @@
           </w:p>
           <w:p>
             <w:pPr>
-              <w:pStyle w:val="ListParagraph"/>
+              <w:pStyle w:val="oancuaDanhsach"/>
               <w:numPr>
                 <w:ilvl w:val="0"/>
                 <w:numId w:val="38"/>
@@ -166,7 +144,7 @@
           </w:p>
           <w:p>
             <w:pPr>
-              <w:pStyle w:val="ListParagraph"/>
+              <w:pStyle w:val="oancuaDanhsach"/>
               <w:rPr>
                 <w:b/>
                 <w:bCs/>
@@ -178,28 +156,12 @@
                 <w:szCs w:val="24"/>
                 <w:lang w:val="en-US"/>
               </w:rPr>
-              <w:t xml:space="preserve">This use case describes the interaction between the customer, the AIMS software, and the </w:t>
-            </w:r>
-            <w:proofErr w:type="spellStart"/>
-            <w:r>
-              <w:rPr>
-                <w:szCs w:val="24"/>
-                <w:lang w:val="en-US"/>
-              </w:rPr>
-              <w:t>VietQR</w:t>
-            </w:r>
-            <w:proofErr w:type="spellEnd"/>
-            <w:r>
-              <w:rPr>
-                <w:szCs w:val="24"/>
-                <w:lang w:val="en-US"/>
-              </w:rPr>
-              <w:t xml:space="preserve"> system when the customer makes a payment for an order using a QR code. The process begins when the system displays invoice information along with the payment method and ends when the transaction is successfully recorded.</w:t>
+              <w:t>This use case describes the interaction between the customer, the AIMS software, and the VietQR system when the customer makes a payment for an order using a QR code. The process begins when the system displays invoice information along with the payment method and ends when the transaction is successfully recorded.</w:t>
             </w:r>
           </w:p>
           <w:p>
             <w:pPr>
-              <w:pStyle w:val="ListParagraph"/>
+              <w:pStyle w:val="oancuaDanhsach"/>
               <w:numPr>
                 <w:ilvl w:val="0"/>
                 <w:numId w:val="38"/>
@@ -224,7 +186,7 @@
           </w:p>
           <w:p>
             <w:pPr>
-              <w:pStyle w:val="ListParagraph"/>
+              <w:pStyle w:val="oancuaDanhsach"/>
               <w:numPr>
                 <w:ilvl w:val="1"/>
                 <w:numId w:val="38"/>
@@ -250,7 +212,7 @@
           </w:p>
           <w:p>
             <w:pPr>
-              <w:pStyle w:val="ListParagraph"/>
+              <w:pStyle w:val="oancuaDanhsach"/>
               <w:numPr>
                 <w:ilvl w:val="1"/>
                 <w:numId w:val="38"/>
@@ -263,7 +225,6 @@
                 <w:szCs w:val="28"/>
               </w:rPr>
             </w:pPr>
-            <w:proofErr w:type="spellStart"/>
             <w:r>
               <w:rPr>
                 <w:b/>
@@ -274,11 +235,10 @@
               </w:rPr>
               <w:t>VietQR</w:t>
             </w:r>
-            <w:proofErr w:type="spellEnd"/>
           </w:p>
           <w:p>
             <w:pPr>
-              <w:pStyle w:val="ListParagraph"/>
+              <w:pStyle w:val="oancuaDanhsach"/>
               <w:numPr>
                 <w:ilvl w:val="0"/>
                 <w:numId w:val="38"/>
@@ -303,7 +263,7 @@
           </w:p>
           <w:p>
             <w:pPr>
-              <w:pStyle w:val="ListParagraph"/>
+              <w:pStyle w:val="oancuaDanhsach"/>
               <w:numPr>
                 <w:ilvl w:val="0"/>
                 <w:numId w:val="40"/>
@@ -323,7 +283,7 @@
           </w:p>
           <w:p>
             <w:pPr>
-              <w:pStyle w:val="ListParagraph"/>
+              <w:pStyle w:val="oancuaDanhsach"/>
               <w:numPr>
                 <w:ilvl w:val="0"/>
                 <w:numId w:val="40"/>
@@ -359,7 +319,7 @@
           </w:p>
           <w:p>
             <w:pPr>
-              <w:pStyle w:val="ListParagraph"/>
+              <w:pStyle w:val="oancuaDanhsach"/>
               <w:numPr>
                 <w:ilvl w:val="0"/>
                 <w:numId w:val="38"/>
@@ -384,7 +344,7 @@
           </w:p>
           <w:p>
             <w:pPr>
-              <w:pStyle w:val="NormalWeb"/>
+              <w:pStyle w:val="ThngthngWeb"/>
               <w:numPr>
                 <w:ilvl w:val="0"/>
                 <w:numId w:val="41"/>
@@ -403,7 +363,7 @@
           </w:p>
           <w:p>
             <w:pPr>
-              <w:pStyle w:val="NormalWeb"/>
+              <w:pStyle w:val="ThngthngWeb"/>
               <w:numPr>
                 <w:ilvl w:val="0"/>
                 <w:numId w:val="41"/>
@@ -428,7 +388,7 @@
           </w:p>
           <w:p>
             <w:pPr>
-              <w:pStyle w:val="NormalWeb"/>
+              <w:pStyle w:val="ThngthngWeb"/>
               <w:numPr>
                 <w:ilvl w:val="0"/>
                 <w:numId w:val="41"/>
@@ -442,26 +402,12 @@
               <w:rPr>
                 <w:lang w:val="en-US"/>
               </w:rPr>
-              <w:t xml:space="preserve">System call </w:t>
-            </w:r>
-            <w:proofErr w:type="spellStart"/>
-            <w:r>
-              <w:rPr>
-                <w:lang w:val="en-US"/>
-              </w:rPr>
-              <w:t>VietQR’s</w:t>
-            </w:r>
-            <w:proofErr w:type="spellEnd"/>
-            <w:r>
-              <w:rPr>
-                <w:lang w:val="en-US"/>
-              </w:rPr>
-              <w:t xml:space="preserve"> Get Token API to obtain an Access Token to access the system</w:t>
+              <w:t>System call VietQR’s Get Token API to obtain an Access Token to access the system</w:t>
             </w:r>
           </w:p>
           <w:p>
             <w:pPr>
-              <w:pStyle w:val="NormalWeb"/>
+              <w:pStyle w:val="ThngthngWeb"/>
               <w:numPr>
                 <w:ilvl w:val="0"/>
                 <w:numId w:val="41"/>
@@ -471,24 +417,16 @@
                 <w:lang w:val="en-US"/>
               </w:rPr>
             </w:pPr>
-            <w:proofErr w:type="spellStart"/>
-            <w:r>
-              <w:rPr>
-                <w:lang w:val="en-US"/>
-              </w:rPr>
-              <w:t>VietQR</w:t>
-            </w:r>
-            <w:proofErr w:type="spellEnd"/>
-            <w:r>
-              <w:rPr>
-                <w:lang w:val="en-US"/>
-              </w:rPr>
-              <w:t xml:space="preserve"> return access token to System</w:t>
+            <w:r>
+              <w:rPr>
+                <w:lang w:val="en-US"/>
+              </w:rPr>
+              <w:t>VietQR return access token to System</w:t>
             </w:r>
           </w:p>
           <w:p>
             <w:pPr>
-              <w:pStyle w:val="NormalWeb"/>
+              <w:pStyle w:val="ThngthngWeb"/>
               <w:numPr>
                 <w:ilvl w:val="0"/>
                 <w:numId w:val="41"/>
@@ -502,21 +440,7 @@
               <w:rPr>
                 <w:lang w:val="en-US"/>
               </w:rPr>
-              <w:t xml:space="preserve">System call Generate </w:t>
-            </w:r>
-            <w:proofErr w:type="spellStart"/>
-            <w:r>
-              <w:rPr>
-                <w:lang w:val="en-US"/>
-              </w:rPr>
-              <w:t>VietQR</w:t>
-            </w:r>
-            <w:proofErr w:type="spellEnd"/>
-            <w:r>
-              <w:rPr>
-                <w:lang w:val="en-US"/>
-              </w:rPr>
-              <w:t xml:space="preserve"> Code API use token to create QR code for payment </w:t>
+              <w:t xml:space="preserve">System call Generate VietQR Code API use token to create QR code for payment </w:t>
             </w:r>
             <w:proofErr w:type="gramStart"/>
             <w:r>
@@ -535,7 +459,7 @@
           </w:p>
           <w:p>
             <w:pPr>
-              <w:pStyle w:val="NormalWeb"/>
+              <w:pStyle w:val="ThngthngWeb"/>
               <w:numPr>
                 <w:ilvl w:val="0"/>
                 <w:numId w:val="41"/>
@@ -545,19 +469,11 @@
                 <w:lang w:val="en-US"/>
               </w:rPr>
             </w:pPr>
-            <w:proofErr w:type="spellStart"/>
-            <w:r>
-              <w:rPr>
-                <w:lang w:val="en-US"/>
-              </w:rPr>
-              <w:t>VietQR</w:t>
-            </w:r>
-            <w:proofErr w:type="spellEnd"/>
-            <w:r>
-              <w:rPr>
-                <w:lang w:val="en-US"/>
-              </w:rPr>
-              <w:t xml:space="preserve"> return QR code can be image or data</w:t>
+            <w:r>
+              <w:rPr>
+                <w:lang w:val="en-US"/>
+              </w:rPr>
+              <w:t>VietQR return QR code can be image or data</w:t>
             </w:r>
             <w:r>
               <w:rPr>
@@ -568,7 +484,7 @@
           </w:p>
           <w:p>
             <w:pPr>
-              <w:pStyle w:val="NormalWeb"/>
+              <w:pStyle w:val="ThngthngWeb"/>
               <w:numPr>
                 <w:ilvl w:val="0"/>
                 <w:numId w:val="41"/>
@@ -615,7 +531,7 @@
           </w:p>
           <w:p>
             <w:pPr>
-              <w:pStyle w:val="NormalWeb"/>
+              <w:pStyle w:val="ThngthngWeb"/>
               <w:numPr>
                 <w:ilvl w:val="0"/>
                 <w:numId w:val="41"/>
@@ -634,7 +550,7 @@
           </w:p>
           <w:p>
             <w:pPr>
-              <w:pStyle w:val="NormalWeb"/>
+              <w:pStyle w:val="ThngthngWeb"/>
               <w:numPr>
                 <w:ilvl w:val="0"/>
                 <w:numId w:val="41"/>
@@ -661,7 +577,7 @@
           </w:p>
           <w:p>
             <w:pPr>
-              <w:pStyle w:val="NormalWeb"/>
+              <w:pStyle w:val="ThngthngWeb"/>
               <w:numPr>
                 <w:ilvl w:val="0"/>
                 <w:numId w:val="41"/>
@@ -671,19 +587,11 @@
                 <w:lang w:val="en-US"/>
               </w:rPr>
             </w:pPr>
-            <w:proofErr w:type="spellStart"/>
-            <w:r>
-              <w:rPr>
-                <w:lang w:val="en-US"/>
-              </w:rPr>
-              <w:t>VietQR</w:t>
-            </w:r>
-            <w:proofErr w:type="spellEnd"/>
-            <w:r>
-              <w:rPr>
-                <w:lang w:val="en-US"/>
-              </w:rPr>
-              <w:t xml:space="preserve"> record successful </w:t>
+            <w:r>
+              <w:rPr>
+                <w:lang w:val="en-US"/>
+              </w:rPr>
+              <w:t xml:space="preserve">VietQR record successful </w:t>
             </w:r>
             <w:proofErr w:type="gramStart"/>
             <w:r>
@@ -722,7 +630,7 @@
           </w:p>
           <w:p>
             <w:pPr>
-              <w:pStyle w:val="NormalWeb"/>
+              <w:pStyle w:val="ThngthngWeb"/>
               <w:numPr>
                 <w:ilvl w:val="0"/>
                 <w:numId w:val="41"/>
@@ -755,7 +663,7 @@
           </w:p>
           <w:p>
             <w:pPr>
-              <w:pStyle w:val="NormalWeb"/>
+              <w:pStyle w:val="ThngthngWeb"/>
               <w:numPr>
                 <w:ilvl w:val="0"/>
                 <w:numId w:val="41"/>
@@ -774,7 +682,7 @@
           </w:p>
           <w:p>
             <w:pPr>
-              <w:pStyle w:val="NormalWeb"/>
+              <w:pStyle w:val="ThngthngWeb"/>
               <w:numPr>
                 <w:ilvl w:val="0"/>
                 <w:numId w:val="41"/>
@@ -807,7 +715,7 @@
           </w:p>
           <w:p>
             <w:pPr>
-              <w:pStyle w:val="NormalWeb"/>
+              <w:pStyle w:val="ThngthngWeb"/>
               <w:numPr>
                 <w:ilvl w:val="0"/>
                 <w:numId w:val="41"/>
@@ -826,7 +734,7 @@
           </w:p>
           <w:p>
             <w:pPr>
-              <w:pStyle w:val="NormalWeb"/>
+              <w:pStyle w:val="ThngthngWeb"/>
               <w:numPr>
                 <w:ilvl w:val="0"/>
                 <w:numId w:val="41"/>
@@ -845,7 +753,7 @@
           </w:p>
           <w:p>
             <w:pPr>
-              <w:pStyle w:val="ListParagraph"/>
+              <w:pStyle w:val="oancuaDanhsach"/>
               <w:numPr>
                 <w:ilvl w:val="0"/>
                 <w:numId w:val="38"/>
@@ -870,7 +778,7 @@
           </w:p>
           <w:p>
             <w:pPr>
-              <w:pStyle w:val="Caption"/>
+              <w:pStyle w:val="Chuthich"/>
               <w:keepNext/>
               <w:rPr>
                 <w:lang w:val="en-US"/>
@@ -919,7 +827,7 @@
           </w:p>
           <w:tbl>
             <w:tblPr>
-              <w:tblStyle w:val="TableGrid"/>
+              <w:tblStyle w:val="LiBang"/>
               <w:tblW w:w="0" w:type="auto"/>
               <w:tblLook w:val="04A0" w:firstRow="1" w:lastRow="0" w:firstColumn="1" w:lastColumn="0" w:noHBand="0" w:noVBand="1"/>
             </w:tblPr>
@@ -1059,7 +967,7 @@
                 </w:tcPr>
                 <w:p>
                   <w:pPr>
-                    <w:pStyle w:val="ListParagraph"/>
+                    <w:pStyle w:val="oancuaDanhsach"/>
                     <w:numPr>
                       <w:ilvl w:val="0"/>
                       <w:numId w:val="37"/>
@@ -1093,7 +1001,14 @@
                       <w:sz w:val="20"/>
                       <w:lang w:val="en-US"/>
                     </w:rPr>
-                    <w:t>step 7</w:t>
+                    <w:t xml:space="preserve">step </w:t>
+                  </w:r>
+                  <w:r>
+                    <w:rPr>
+                      <w:sz w:val="20"/>
+                      <w:lang w:val="en-US"/>
+                    </w:rPr>
+                    <w:t>2</w:t>
                   </w:r>
                 </w:p>
               </w:tc>
@@ -1139,7 +1054,7 @@
                 </w:tcPr>
                 <w:p>
                   <w:pPr>
-                    <w:pStyle w:val="ListParagraph"/>
+                    <w:pStyle w:val="oancuaDanhsach"/>
                     <w:spacing w:after="120"/>
                     <w:ind w:left="360"/>
                     <w:rPr>
@@ -1168,23 +1083,7 @@
                       <w:sz w:val="20"/>
                       <w:lang w:val="en-US"/>
                     </w:rPr>
-                    <w:t xml:space="preserve"> to </w:t>
-                  </w:r>
-                  <w:proofErr w:type="spellStart"/>
-                  <w:r>
-                    <w:rPr>
-                      <w:sz w:val="20"/>
-                      <w:lang w:val="en-US"/>
-                    </w:rPr>
-                    <w:t>usecase</w:t>
-                  </w:r>
-                  <w:proofErr w:type="spellEnd"/>
-                  <w:r>
-                    <w:rPr>
-                      <w:sz w:val="20"/>
-                      <w:lang w:val="en-US"/>
-                    </w:rPr>
-                    <w:t xml:space="preserve"> “Pay Order by Credit Card”.</w:t>
+                    <w:t xml:space="preserve"> to usecase “Pay Order by Credit Card”.</w:t>
                   </w:r>
                 </w:p>
               </w:tc>
@@ -1216,7 +1115,7 @@
                 </w:tcPr>
                 <w:p>
                   <w:pPr>
-                    <w:pStyle w:val="ListParagraph"/>
+                    <w:pStyle w:val="oancuaDanhsach"/>
                     <w:numPr>
                       <w:ilvl w:val="0"/>
                       <w:numId w:val="37"/>
@@ -1250,7 +1149,14 @@
                       <w:sz w:val="20"/>
                       <w:lang w:val="en-US"/>
                     </w:rPr>
-                    <w:t>step 8</w:t>
+                    <w:t xml:space="preserve">any </w:t>
+                  </w:r>
+                  <w:r>
+                    <w:rPr>
+                      <w:sz w:val="20"/>
+                      <w:lang w:val="en-US"/>
+                    </w:rPr>
+                    <w:t xml:space="preserve">step </w:t>
                   </w:r>
                 </w:p>
               </w:tc>
@@ -1309,7 +1215,7 @@
                 </w:tcPr>
                 <w:p>
                   <w:pPr>
-                    <w:pStyle w:val="ListParagraph"/>
+                    <w:pStyle w:val="oancuaDanhsach"/>
                     <w:spacing w:after="120"/>
                     <w:ind w:left="360"/>
                     <w:rPr>
@@ -1352,7 +1258,7 @@
                 </w:tcPr>
                 <w:p>
                   <w:pPr>
-                    <w:pStyle w:val="ListParagraph"/>
+                    <w:pStyle w:val="oancuaDanhsach"/>
                     <w:numPr>
                       <w:ilvl w:val="0"/>
                       <w:numId w:val="37"/>
@@ -1410,7 +1316,7 @@
                 </w:tcPr>
                 <w:p>
                   <w:pPr>
-                    <w:pStyle w:val="ListParagraph"/>
+                    <w:pStyle w:val="oancuaDanhsach"/>
                     <w:spacing w:after="120"/>
                     <w:ind w:left="360"/>
                     <w:rPr>
@@ -1519,7 +1425,7 @@
                 </w:tcPr>
                 <w:p>
                   <w:pPr>
-                    <w:pStyle w:val="ListParagraph"/>
+                    <w:pStyle w:val="oancuaDanhsach"/>
                     <w:numPr>
                       <w:ilvl w:val="0"/>
                       <w:numId w:val="37"/>
@@ -1598,7 +1504,7 @@
                 </w:tcPr>
                 <w:p>
                   <w:pPr>
-                    <w:pStyle w:val="ListParagraph"/>
+                    <w:pStyle w:val="oancuaDanhsach"/>
                     <w:spacing w:after="120"/>
                     <w:ind w:left="360"/>
                     <w:rPr>
@@ -1641,7 +1547,7 @@
                 </w:tcPr>
                 <w:p>
                   <w:pPr>
-                    <w:pStyle w:val="ListParagraph"/>
+                    <w:pStyle w:val="oancuaDanhsach"/>
                     <w:numPr>
                       <w:ilvl w:val="0"/>
                       <w:numId w:val="37"/>
@@ -1720,7 +1626,7 @@
                 </w:tcPr>
                 <w:p>
                   <w:pPr>
-                    <w:pStyle w:val="ListParagraph"/>
+                    <w:pStyle w:val="oancuaDanhsach"/>
                     <w:spacing w:after="120"/>
                     <w:ind w:left="360"/>
                     <w:rPr>
@@ -1761,7 +1667,7 @@
           </w:tbl>
           <w:p>
             <w:pPr>
-              <w:pStyle w:val="ListParagraph"/>
+              <w:pStyle w:val="oancuaDanhsach"/>
               <w:numPr>
                 <w:ilvl w:val="0"/>
                 <w:numId w:val="38"/>
@@ -1782,7 +1688,7 @@
           </w:p>
           <w:p>
             <w:pPr>
-              <w:pStyle w:val="Caption"/>
+              <w:pStyle w:val="Chuthich"/>
               <w:keepNext/>
             </w:pPr>
             <w:r>
@@ -1815,7 +1721,7 @@
           </w:p>
           <w:tbl>
             <w:tblPr>
-              <w:tblStyle w:val="TableGrid"/>
+              <w:tblStyle w:val="LiBang"/>
               <w:tblW w:w="9085" w:type="dxa"/>
               <w:tblLook w:val="04A0" w:firstRow="1" w:lastRow="0" w:firstColumn="1" w:lastColumn="0" w:noHBand="0" w:noVBand="1"/>
             </w:tblPr>
@@ -2069,17 +1975,8 @@
                       <w:sz w:val="20"/>
                       <w:lang w:val="en-US"/>
                     </w:rPr>
-                    <w:t xml:space="preserve">Validated by </w:t>
-                  </w:r>
-                  <w:proofErr w:type="spellStart"/>
-                  <w:r>
-                    <w:rPr>
-                      <w:sz w:val="20"/>
-                      <w:lang w:val="en-US"/>
-                    </w:rPr>
-                    <w:t>VietQR</w:t>
-                  </w:r>
-                  <w:proofErr w:type="spellEnd"/>
+                    <w:t>Validated by VietQR</w:t>
+                  </w:r>
                 </w:p>
               </w:tc>
               <w:tc>
@@ -2094,22 +1991,13 @@
                       <w:lang w:val="en-US"/>
                     </w:rPr>
                   </w:pPr>
-                  <w:proofErr w:type="spellStart"/>
                   <w:proofErr w:type="gramStart"/>
                   <w:r>
                     <w:rPr>
                       <w:sz w:val="20"/>
                       <w:lang w:val="en-US"/>
                     </w:rPr>
-                    <w:t>eyJhbGci</w:t>
-                  </w:r>
-                  <w:proofErr w:type="spellEnd"/>
-                  <w:r>
-                    <w:rPr>
-                      <w:sz w:val="20"/>
-                      <w:lang w:val="en-US"/>
-                    </w:rPr>
-                    <w:t>..</w:t>
+                    <w:t>eyJhbGci..</w:t>
                   </w:r>
                   <w:proofErr w:type="gramEnd"/>
                 </w:p>
@@ -2413,17 +2301,8 @@
                       <w:sz w:val="20"/>
                       <w:lang w:val="en-US"/>
                     </w:rPr>
-                    <w:t xml:space="preserve">Notification from </w:t>
-                  </w:r>
-                  <w:proofErr w:type="spellStart"/>
-                  <w:r>
-                    <w:rPr>
-                      <w:sz w:val="20"/>
-                      <w:lang w:val="en-US"/>
-                    </w:rPr>
-                    <w:t>VietQR</w:t>
-                  </w:r>
-                  <w:proofErr w:type="spellEnd"/>
+                    <w:t>Notification from VietQR</w:t>
+                  </w:r>
                 </w:p>
               </w:tc>
               <w:tc>
@@ -2491,7 +2370,7 @@
           </w:tbl>
           <w:p>
             <w:pPr>
-              <w:pStyle w:val="ListParagraph"/>
+              <w:pStyle w:val="oancuaDanhsach"/>
               <w:numPr>
                 <w:ilvl w:val="0"/>
                 <w:numId w:val="38"/>
@@ -2512,7 +2391,7 @@
           </w:p>
           <w:p>
             <w:pPr>
-              <w:pStyle w:val="ListParagraph"/>
+              <w:pStyle w:val="oancuaDanhsach"/>
               <w:spacing w:after="120"/>
               <w:ind w:left="360"/>
               <w:rPr>
@@ -2523,7 +2402,7 @@
           </w:p>
           <w:p>
             <w:pPr>
-              <w:pStyle w:val="ListParagraph"/>
+              <w:pStyle w:val="oancuaDanhsach"/>
               <w:spacing w:after="120"/>
               <w:ind w:left="360"/>
               <w:rPr>
@@ -2534,7 +2413,7 @@
           </w:p>
           <w:p>
             <w:pPr>
-              <w:pStyle w:val="ListParagraph"/>
+              <w:pStyle w:val="oancuaDanhsach"/>
               <w:spacing w:after="120"/>
               <w:ind w:left="360"/>
               <w:rPr>
@@ -2545,7 +2424,7 @@
           </w:p>
           <w:p>
             <w:pPr>
-              <w:pStyle w:val="ListParagraph"/>
+              <w:pStyle w:val="oancuaDanhsach"/>
               <w:spacing w:after="120"/>
               <w:ind w:left="360"/>
               <w:rPr>
@@ -2556,7 +2435,7 @@
           </w:p>
           <w:p>
             <w:pPr>
-              <w:pStyle w:val="ListParagraph"/>
+              <w:pStyle w:val="oancuaDanhsach"/>
               <w:spacing w:after="120"/>
               <w:ind w:left="360"/>
               <w:rPr>
@@ -2567,7 +2446,7 @@
           </w:p>
           <w:p>
             <w:pPr>
-              <w:pStyle w:val="Caption"/>
+              <w:pStyle w:val="Chuthich"/>
               <w:keepNext/>
             </w:pPr>
             <w:r>
@@ -2625,7 +2504,7 @@
           </w:p>
           <w:tbl>
             <w:tblPr>
-              <w:tblStyle w:val="TableGrid"/>
+              <w:tblStyle w:val="LiBang"/>
               <w:tblW w:w="9085" w:type="dxa"/>
               <w:tblLook w:val="04A0" w:firstRow="1" w:lastRow="0" w:firstColumn="1" w:lastColumn="0" w:noHBand="0" w:noVBand="1"/>
             </w:tblPr>
@@ -2781,7 +2660,7 @@
                 </w:tcPr>
                 <w:p>
                   <w:pPr>
-                    <w:pStyle w:val="ListParagraph"/>
+                    <w:pStyle w:val="oancuaDanhsach"/>
                     <w:numPr>
                       <w:ilvl w:val="0"/>
                       <w:numId w:val="35"/>
@@ -2931,7 +2810,7 @@
                 </w:tcPr>
                 <w:p>
                   <w:pPr>
-                    <w:pStyle w:val="ListParagraph"/>
+                    <w:pStyle w:val="oancuaDanhsach"/>
                     <w:numPr>
                       <w:ilvl w:val="0"/>
                       <w:numId w:val="35"/>
@@ -3034,7 +2913,7 @@
                 </w:tcPr>
                 <w:p>
                   <w:pPr>
-                    <w:pStyle w:val="ListParagraph"/>
+                    <w:pStyle w:val="oancuaDanhsach"/>
                     <w:numPr>
                       <w:ilvl w:val="0"/>
                       <w:numId w:val="35"/>
@@ -3083,17 +2962,8 @@
                       <w:sz w:val="20"/>
                       <w:lang w:val="en-US"/>
                     </w:rPr>
-                    <w:t xml:space="preserve">Provided by </w:t>
-                  </w:r>
-                  <w:proofErr w:type="spellStart"/>
-                  <w:r>
-                    <w:rPr>
-                      <w:sz w:val="20"/>
-                      <w:lang w:val="en-US"/>
-                    </w:rPr>
-                    <w:t>VietQR</w:t>
-                  </w:r>
-                  <w:proofErr w:type="spellEnd"/>
+                    <w:t>Provided by VietQR</w:t>
+                  </w:r>
                 </w:p>
               </w:tc>
               <w:tc>
@@ -3145,7 +3015,7 @@
                 </w:tcPr>
                 <w:p>
                   <w:pPr>
-                    <w:pStyle w:val="ListParagraph"/>
+                    <w:pStyle w:val="oancuaDanhsach"/>
                     <w:numPr>
                       <w:ilvl w:val="0"/>
                       <w:numId w:val="35"/>
@@ -3214,17 +3084,8 @@
                       <w:sz w:val="20"/>
                       <w:lang w:val="en-US"/>
                     </w:rPr>
-                    <w:t>dd/mm/</w:t>
-                  </w:r>
-                  <w:proofErr w:type="spellStart"/>
-                  <w:r>
-                    <w:rPr>
-                      <w:sz w:val="20"/>
-                      <w:lang w:val="en-US"/>
-                    </w:rPr>
-                    <w:t>yyyy</w:t>
-                  </w:r>
-                  <w:proofErr w:type="spellEnd"/>
+                    <w:t>dd/mm/yyyy</w:t>
+                  </w:r>
                 </w:p>
               </w:tc>
               <w:tc>
@@ -3261,7 +3122,7 @@
           </w:p>
           <w:p>
             <w:pPr>
-              <w:pStyle w:val="ListParagraph"/>
+              <w:pStyle w:val="oancuaDanhsach"/>
               <w:numPr>
                 <w:ilvl w:val="0"/>
                 <w:numId w:val="38"/>
@@ -3284,7 +3145,7 @@
           </w:p>
           <w:p>
             <w:pPr>
-              <w:pStyle w:val="ListParagraph"/>
+              <w:pStyle w:val="oancuaDanhsach"/>
               <w:numPr>
                 <w:ilvl w:val="0"/>
                 <w:numId w:val="42"/>
@@ -3316,7 +3177,7 @@
           </w:p>
           <w:p>
             <w:pPr>
-              <w:pStyle w:val="ListParagraph"/>
+              <w:pStyle w:val="oancuaDanhsach"/>
               <w:numPr>
                 <w:ilvl w:val="0"/>
                 <w:numId w:val="42"/>
@@ -3340,7 +3201,7 @@
           </w:p>
           <w:p>
             <w:pPr>
-              <w:pStyle w:val="ListParagraph"/>
+              <w:pStyle w:val="oancuaDanhsach"/>
               <w:numPr>
                 <w:ilvl w:val="0"/>
                 <w:numId w:val="42"/>
@@ -3426,7 +3287,7 @@
           </w:p>
           <w:p>
             <w:pPr>
-              <w:pStyle w:val="ListParagraph"/>
+              <w:pStyle w:val="oancuaDanhsach"/>
               <w:numPr>
                 <w:ilvl w:val="0"/>
                 <w:numId w:val="42"/>
@@ -3493,37 +3354,37 @@
 <w:ftr xmlns:wpc="http://schemas.microsoft.com/office/word/2010/wordprocessingCanvas" xmlns:cx="http://schemas.microsoft.com/office/drawing/2014/chartex" xmlns:cx1="http://schemas.microsoft.com/office/drawing/2015/9/8/chartex" xmlns:cx2="http://schemas.microsoft.com/office/drawing/2015/10/21/chartex" xmlns:cx3="http://schemas.microsoft.com/office/drawing/2016/5/9/chartex" xmlns:cx4="http://schemas.microsoft.com/office/drawing/2016/5/10/chartex" xmlns:cx5="http://schemas.microsoft.com/office/drawing/2016/5/11/chartex" xmlns:cx6="http://schemas.microsoft.com/office/drawing/2016/5/12/chartex" xmlns:cx7="http://schemas.microsoft.com/office/drawing/2016/5/13/chartex" xmlns:cx8="http://schemas.microsoft.com/office/drawing/2016/5/14/chartex" xmlns:mc="http://schemas.openxmlformats.org/markup-compatibility/2006" xmlns:aink="http://schemas.microsoft.com/office/drawing/2016/ink" xmlns:am3d="http://schemas.microsoft.com/office/drawing/2017/model3d" xmlns:o="urn:schemas-microsoft-com:office:office" xmlns:oel="http://schemas.microsoft.com/office/2019/extlst" xmlns:r="http://schemas.openxmlformats.org/officeDocument/2006/relationships" xmlns:m="http://schemas.openxmlformats.org/officeDocument/2006/math" xmlns:v="urn:schemas-microsoft-com:vml" xmlns:wp14="http://schemas.microsoft.com/office/word/2010/wordprocessingDrawing" xmlns:wp="http://schemas.openxmlformats.org/drawingml/2006/wordprocessingDrawing" xmlns:w10="urn:schemas-microsoft-com:office:word" xmlns:w="http://schemas.openxmlformats.org/wordprocessingml/2006/main" xmlns:w14="http://schemas.microsoft.com/office/word/2010/wordml" xmlns:w15="http://schemas.microsoft.com/office/word/2012/wordml" xmlns:w16cex="http://schemas.microsoft.com/office/word/2018/wordml/cex" xmlns:w16cid="http://schemas.microsoft.com/office/word/2016/wordml/cid" xmlns:w16="http://schemas.microsoft.com/office/word/2018/wordml" xmlns:w16du="http://schemas.microsoft.com/office/word/2023/wordml/word16du" xmlns:w16sdtdh="http://schemas.microsoft.com/office/word/2020/wordml/sdtdatahash" xmlns:w16sdtfl="http://schemas.microsoft.com/office/word/2024/wordml/sdtformatlock" xmlns:w16se="http://schemas.microsoft.com/office/word/2015/wordml/symex" xmlns:wpg="http://schemas.microsoft.com/office/word/2010/wordprocessingGroup" xmlns:wpi="http://schemas.microsoft.com/office/word/2010/wordprocessingInk" xmlns:wne="http://schemas.microsoft.com/office/word/2006/wordml" xmlns:wps="http://schemas.microsoft.com/office/word/2010/wordprocessingShape" mc:Ignorable="w14 w15 w16se w16cid w16 w16cex w16sdtdh w16sdtfl w16du wp14">
   <w:p>
     <w:pPr>
-      <w:pStyle w:val="Footer"/>
+      <w:pStyle w:val="Chntrang"/>
       <w:jc w:val="center"/>
     </w:pPr>
     <w:r>
       <w:rPr>
-        <w:rStyle w:val="PageNumber"/>
+        <w:rStyle w:val="Strang"/>
       </w:rPr>
       <w:fldChar w:fldCharType="begin"/>
     </w:r>
     <w:r>
       <w:rPr>
-        <w:rStyle w:val="PageNumber"/>
+        <w:rStyle w:val="Strang"/>
       </w:rPr>
       <w:instrText xml:space="preserve"> PAGE </w:instrText>
     </w:r>
     <w:r>
       <w:rPr>
-        <w:rStyle w:val="PageNumber"/>
+        <w:rStyle w:val="Strang"/>
       </w:rPr>
       <w:fldChar w:fldCharType="separate"/>
     </w:r>
     <w:r>
       <w:rPr>
-        <w:rStyle w:val="PageNumber"/>
+        <w:rStyle w:val="Strang"/>
         <w:noProof/>
       </w:rPr>
       <w:t>6</w:t>
     </w:r>
     <w:r>
       <w:rPr>
-        <w:rStyle w:val="PageNumber"/>
+        <w:rStyle w:val="Strang"/>
       </w:rPr>
       <w:fldChar w:fldCharType="end"/>
     </w:r>
@@ -4816,7 +4677,7 @@
     <w:lvl w:ilvl="0">
       <w:start w:val="1"/>
       <w:numFmt w:val="decimal"/>
-      <w:pStyle w:val="Heading1"/>
+      <w:pStyle w:val="u1"/>
       <w:lvlText w:val="%1"/>
       <w:lvlJc w:val="left"/>
       <w:pPr>
@@ -4826,7 +4687,7 @@
     <w:lvl w:ilvl="1">
       <w:start w:val="1"/>
       <w:numFmt w:val="decimal"/>
-      <w:pStyle w:val="Heading2"/>
+      <w:pStyle w:val="u2"/>
       <w:lvlText w:val="%1.%2"/>
       <w:lvlJc w:val="left"/>
       <w:pPr>
@@ -4836,7 +4697,7 @@
     <w:lvl w:ilvl="2">
       <w:start w:val="1"/>
       <w:numFmt w:val="decimal"/>
-      <w:pStyle w:val="Heading3"/>
+      <w:pStyle w:val="u3"/>
       <w:lvlText w:val="%1.%2.%3"/>
       <w:lvlJc w:val="left"/>
       <w:pPr>
@@ -4846,7 +4707,7 @@
     <w:lvl w:ilvl="3">
       <w:start w:val="1"/>
       <w:numFmt w:val="decimal"/>
-      <w:pStyle w:val="Heading4"/>
+      <w:pStyle w:val="u4"/>
       <w:lvlText w:val="%1.%2.%3.%4"/>
       <w:lvlJc w:val="left"/>
       <w:pPr>
@@ -4856,7 +4717,7 @@
     <w:lvl w:ilvl="4">
       <w:start w:val="1"/>
       <w:numFmt w:val="decimal"/>
-      <w:pStyle w:val="Heading5"/>
+      <w:pStyle w:val="u5"/>
       <w:lvlText w:val="%1.%2.%3.%4.%5"/>
       <w:lvlJc w:val="left"/>
       <w:pPr>
@@ -4866,7 +4727,7 @@
     <w:lvl w:ilvl="5">
       <w:start w:val="1"/>
       <w:numFmt w:val="decimal"/>
-      <w:pStyle w:val="Heading6"/>
+      <w:pStyle w:val="u6"/>
       <w:lvlText w:val="%1.%2.%3.%4.%5.%6"/>
       <w:lvlJc w:val="left"/>
       <w:pPr>
@@ -4876,7 +4737,7 @@
     <w:lvl w:ilvl="6">
       <w:start w:val="1"/>
       <w:numFmt w:val="decimal"/>
-      <w:pStyle w:val="Heading7"/>
+      <w:pStyle w:val="u7"/>
       <w:lvlText w:val="%1.%2.%3.%4.%5.%6.%7"/>
       <w:lvlJc w:val="left"/>
       <w:pPr>
@@ -4886,7 +4747,7 @@
     <w:lvl w:ilvl="7">
       <w:start w:val="1"/>
       <w:numFmt w:val="decimal"/>
-      <w:pStyle w:val="Heading8"/>
+      <w:pStyle w:val="u8"/>
       <w:lvlText w:val="%1.%2.%3.%4.%5.%6.%7.%8"/>
       <w:lvlJc w:val="left"/>
       <w:pPr>
@@ -4896,7 +4757,7 @@
     <w:lvl w:ilvl="8">
       <w:start w:val="1"/>
       <w:numFmt w:val="decimal"/>
-      <w:pStyle w:val="Heading9"/>
+      <w:pStyle w:val="u9"/>
       <w:lvlText w:val="%1.%2.%3.%4.%5.%6.%7.%8.%9"/>
       <w:lvlJc w:val="left"/>
       <w:pPr>
@@ -7816,7 +7677,7 @@
     <w:lsdException w:name="Unresolved Mention" w:semiHidden="1" w:unhideWhenUsed="1"/>
     <w:lsdException w:name="Smart Link" w:semiHidden="1" w:unhideWhenUsed="1"/>
   </w:latentStyles>
-  <w:style w:type="paragraph" w:default="1" w:styleId="Normal">
+  <w:style w:type="paragraph" w:default="1" w:styleId="Binhthng">
     <w:name w:val="Normal"/>
     <w:qFormat/>
     <w:rsid w:val="0088729F"/>
@@ -7828,10 +7689,10 @@
       <w:sz w:val="24"/>
     </w:rPr>
   </w:style>
-  <w:style w:type="paragraph" w:styleId="Heading1">
+  <w:style w:type="paragraph" w:styleId="u1">
     <w:name w:val="heading 1"/>
-    <w:basedOn w:val="Normal"/>
-    <w:next w:val="Normal"/>
+    <w:basedOn w:val="Binhthng"/>
+    <w:next w:val="Binhthng"/>
     <w:qFormat/>
     <w:rsid w:val="004556A3"/>
     <w:pPr>
@@ -7848,10 +7709,10 @@
       <w:sz w:val="32"/>
     </w:rPr>
   </w:style>
-  <w:style w:type="paragraph" w:styleId="Heading2">
+  <w:style w:type="paragraph" w:styleId="u2">
     <w:name w:val="heading 2"/>
-    <w:basedOn w:val="Normal"/>
-    <w:next w:val="Normal"/>
+    <w:basedOn w:val="Binhthng"/>
+    <w:next w:val="Binhthng"/>
     <w:qFormat/>
     <w:rsid w:val="0022636A"/>
     <w:pPr>
@@ -7871,10 +7732,10 @@
       <w:sz w:val="26"/>
     </w:rPr>
   </w:style>
-  <w:style w:type="paragraph" w:styleId="Heading3">
+  <w:style w:type="paragraph" w:styleId="u3">
     <w:name w:val="heading 3"/>
-    <w:basedOn w:val="Normal"/>
-    <w:next w:val="Normal"/>
+    <w:basedOn w:val="Binhthng"/>
+    <w:next w:val="Binhthng"/>
     <w:qFormat/>
     <w:rsid w:val="0084566F"/>
     <w:pPr>
@@ -7889,10 +7750,10 @@
       <w:sz w:val="26"/>
     </w:rPr>
   </w:style>
-  <w:style w:type="paragraph" w:styleId="Heading4">
+  <w:style w:type="paragraph" w:styleId="u4">
     <w:name w:val="heading 4"/>
-    <w:basedOn w:val="Normal"/>
-    <w:next w:val="Normal"/>
+    <w:basedOn w:val="Binhthng"/>
+    <w:next w:val="Binhthng"/>
     <w:qFormat/>
     <w:pPr>
       <w:keepNext/>
@@ -7906,10 +7767,10 @@
       <w:b/>
     </w:rPr>
   </w:style>
-  <w:style w:type="paragraph" w:styleId="Heading5">
+  <w:style w:type="paragraph" w:styleId="u5">
     <w:name w:val="heading 5"/>
-    <w:basedOn w:val="Normal"/>
-    <w:next w:val="Normal"/>
+    <w:basedOn w:val="Binhthng"/>
+    <w:next w:val="Binhthng"/>
     <w:qFormat/>
     <w:pPr>
       <w:keepNext/>
@@ -7920,11 +7781,11 @@
       <w:outlineLvl w:val="4"/>
     </w:pPr>
   </w:style>
-  <w:style w:type="paragraph" w:styleId="Heading6">
+  <w:style w:type="paragraph" w:styleId="u6">
     <w:name w:val="heading 6"/>
-    <w:basedOn w:val="Normal"/>
-    <w:next w:val="Normal"/>
-    <w:link w:val="Heading6Char"/>
+    <w:basedOn w:val="Binhthng"/>
+    <w:next w:val="Binhthng"/>
+    <w:link w:val="u6Char"/>
     <w:uiPriority w:val="9"/>
     <w:unhideWhenUsed/>
     <w:qFormat/>
@@ -7945,11 +7806,11 @@
       <w:szCs w:val="22"/>
     </w:rPr>
   </w:style>
-  <w:style w:type="paragraph" w:styleId="Heading7">
+  <w:style w:type="paragraph" w:styleId="u7">
     <w:name w:val="heading 7"/>
-    <w:basedOn w:val="Normal"/>
-    <w:next w:val="Normal"/>
-    <w:link w:val="Heading7Char"/>
+    <w:basedOn w:val="Binhthng"/>
+    <w:next w:val="Binhthng"/>
+    <w:link w:val="u7Char"/>
     <w:uiPriority w:val="9"/>
     <w:unhideWhenUsed/>
     <w:qFormat/>
@@ -7967,11 +7828,11 @@
       <w:szCs w:val="24"/>
     </w:rPr>
   </w:style>
-  <w:style w:type="paragraph" w:styleId="Heading8">
+  <w:style w:type="paragraph" w:styleId="u8">
     <w:name w:val="heading 8"/>
-    <w:basedOn w:val="Normal"/>
-    <w:next w:val="Normal"/>
-    <w:link w:val="Heading8Char"/>
+    <w:basedOn w:val="Binhthng"/>
+    <w:next w:val="Binhthng"/>
+    <w:link w:val="u8Char"/>
     <w:uiPriority w:val="9"/>
     <w:unhideWhenUsed/>
     <w:qFormat/>
@@ -7991,11 +7852,11 @@
       <w:szCs w:val="24"/>
     </w:rPr>
   </w:style>
-  <w:style w:type="paragraph" w:styleId="Heading9">
+  <w:style w:type="paragraph" w:styleId="u9">
     <w:name w:val="heading 9"/>
-    <w:basedOn w:val="Normal"/>
-    <w:next w:val="Normal"/>
-    <w:link w:val="Heading9Char"/>
+    <w:basedOn w:val="Binhthng"/>
+    <w:next w:val="Binhthng"/>
+    <w:link w:val="u9Char"/>
     <w:uiPriority w:val="9"/>
     <w:unhideWhenUsed/>
     <w:qFormat/>
@@ -8014,12 +7875,13 @@
       <w:szCs w:val="22"/>
     </w:rPr>
   </w:style>
-  <w:style w:type="character" w:default="1" w:styleId="DefaultParagraphFont">
+  <w:style w:type="character" w:default="1" w:styleId="Phngmcinhcuaoanvn">
     <w:name w:val="Default Paragraph Font"/>
     <w:uiPriority w:val="1"/>
+    <w:semiHidden/>
     <w:unhideWhenUsed/>
   </w:style>
-  <w:style w:type="table" w:default="1" w:styleId="TableNormal">
+  <w:style w:type="table" w:default="1" w:styleId="BangThngthng">
     <w:name w:val="Normal Table"/>
     <w:uiPriority w:val="99"/>
     <w:semiHidden/>
@@ -8034,36 +7896,36 @@
       </w:tblCellMar>
     </w:tblPr>
   </w:style>
-  <w:style w:type="numbering" w:default="1" w:styleId="NoList">
+  <w:style w:type="numbering" w:default="1" w:styleId="Khngco">
     <w:name w:val="No List"/>
     <w:uiPriority w:val="99"/>
     <w:semiHidden/>
     <w:unhideWhenUsed/>
   </w:style>
-  <w:style w:type="paragraph" w:styleId="BodyTextIndent2">
+  <w:style w:type="paragraph" w:styleId="ThnvnbanThutl2">
     <w:name w:val="Body Text Indent 2"/>
-    <w:basedOn w:val="Normal"/>
+    <w:basedOn w:val="Binhthng"/>
     <w:semiHidden/>
     <w:pPr>
       <w:ind w:firstLine="420"/>
     </w:pPr>
   </w:style>
-  <w:style w:type="paragraph" w:styleId="BodyText">
+  <w:style w:type="paragraph" w:styleId="ThnVnban">
     <w:name w:val="Body Text"/>
-    <w:basedOn w:val="Normal"/>
+    <w:basedOn w:val="Binhthng"/>
     <w:semiHidden/>
   </w:style>
-  <w:style w:type="paragraph" w:styleId="PlainText">
+  <w:style w:type="paragraph" w:styleId="VnbanThun">
     <w:name w:val="Plain Text"/>
-    <w:basedOn w:val="Normal"/>
+    <w:basedOn w:val="Binhthng"/>
     <w:semiHidden/>
     <w:rPr>
       <w:rFonts w:ascii="Courier New" w:hAnsi="Courier New"/>
     </w:rPr>
   </w:style>
-  <w:style w:type="paragraph" w:styleId="Header">
+  <w:style w:type="paragraph" w:styleId="utrang">
     <w:name w:val="header"/>
-    <w:basedOn w:val="Normal"/>
+    <w:basedOn w:val="Binhthng"/>
     <w:semiHidden/>
     <w:pPr>
       <w:tabs>
@@ -8072,9 +7934,9 @@
       </w:tabs>
     </w:pPr>
   </w:style>
-  <w:style w:type="paragraph" w:styleId="Footer">
+  <w:style w:type="paragraph" w:styleId="Chntrang">
     <w:name w:val="footer"/>
-    <w:basedOn w:val="Normal"/>
+    <w:basedOn w:val="Binhthng"/>
     <w:semiHidden/>
     <w:pPr>
       <w:tabs>
@@ -8083,15 +7945,15 @@
       </w:tabs>
     </w:pPr>
   </w:style>
-  <w:style w:type="character" w:styleId="PageNumber">
+  <w:style w:type="character" w:styleId="Strang">
     <w:name w:val="page number"/>
-    <w:basedOn w:val="DefaultParagraphFont"/>
+    <w:basedOn w:val="Phngmcinhcuaoanvn"/>
     <w:semiHidden/>
   </w:style>
-  <w:style w:type="paragraph" w:styleId="Caption">
+  <w:style w:type="paragraph" w:styleId="Chuthich">
     <w:name w:val="caption"/>
-    <w:basedOn w:val="Normal"/>
-    <w:next w:val="Normal"/>
+    <w:basedOn w:val="Binhthng"/>
+    <w:next w:val="Binhthng"/>
     <w:qFormat/>
     <w:pPr>
       <w:spacing w:after="120"/>
@@ -8100,199 +7962,199 @@
       <w:b/>
     </w:rPr>
   </w:style>
-  <w:style w:type="paragraph" w:styleId="TOC1">
+  <w:style w:type="paragraph" w:styleId="Mucluc1">
     <w:name w:val="toc 1"/>
-    <w:basedOn w:val="Normal"/>
-    <w:next w:val="Normal"/>
+    <w:basedOn w:val="Binhthng"/>
+    <w:next w:val="Binhthng"/>
     <w:autoRedefine/>
     <w:uiPriority w:val="39"/>
   </w:style>
-  <w:style w:type="paragraph" w:styleId="TOC2">
+  <w:style w:type="paragraph" w:styleId="Mucluc2">
     <w:name w:val="toc 2"/>
-    <w:basedOn w:val="Normal"/>
-    <w:next w:val="Normal"/>
+    <w:basedOn w:val="Binhthng"/>
+    <w:next w:val="Binhthng"/>
     <w:autoRedefine/>
     <w:uiPriority w:val="39"/>
     <w:pPr>
       <w:ind w:left="200"/>
     </w:pPr>
   </w:style>
-  <w:style w:type="paragraph" w:styleId="TOC3">
+  <w:style w:type="paragraph" w:styleId="Mucluc3">
     <w:name w:val="toc 3"/>
-    <w:basedOn w:val="Normal"/>
-    <w:next w:val="Normal"/>
+    <w:basedOn w:val="Binhthng"/>
+    <w:next w:val="Binhthng"/>
     <w:autoRedefine/>
     <w:uiPriority w:val="39"/>
     <w:pPr>
       <w:ind w:left="400"/>
     </w:pPr>
   </w:style>
-  <w:style w:type="paragraph" w:styleId="TOC4">
+  <w:style w:type="paragraph" w:styleId="Mucluc4">
     <w:name w:val="toc 4"/>
-    <w:basedOn w:val="Normal"/>
-    <w:next w:val="Normal"/>
+    <w:basedOn w:val="Binhthng"/>
+    <w:next w:val="Binhthng"/>
     <w:autoRedefine/>
     <w:semiHidden/>
     <w:pPr>
       <w:ind w:left="600"/>
     </w:pPr>
   </w:style>
-  <w:style w:type="paragraph" w:styleId="TOC5">
+  <w:style w:type="paragraph" w:styleId="Mucluc5">
     <w:name w:val="toc 5"/>
-    <w:basedOn w:val="Normal"/>
-    <w:next w:val="Normal"/>
+    <w:basedOn w:val="Binhthng"/>
+    <w:next w:val="Binhthng"/>
     <w:autoRedefine/>
     <w:semiHidden/>
     <w:pPr>
       <w:ind w:left="800"/>
     </w:pPr>
   </w:style>
-  <w:style w:type="paragraph" w:styleId="TOC6">
+  <w:style w:type="paragraph" w:styleId="Mucluc6">
     <w:name w:val="toc 6"/>
-    <w:basedOn w:val="Normal"/>
-    <w:next w:val="Normal"/>
+    <w:basedOn w:val="Binhthng"/>
+    <w:next w:val="Binhthng"/>
     <w:autoRedefine/>
     <w:semiHidden/>
     <w:pPr>
       <w:ind w:left="1000"/>
     </w:pPr>
   </w:style>
-  <w:style w:type="paragraph" w:styleId="TOC7">
+  <w:style w:type="paragraph" w:styleId="Mucluc7">
     <w:name w:val="toc 7"/>
-    <w:basedOn w:val="Normal"/>
-    <w:next w:val="Normal"/>
+    <w:basedOn w:val="Binhthng"/>
+    <w:next w:val="Binhthng"/>
     <w:autoRedefine/>
     <w:semiHidden/>
     <w:pPr>
       <w:ind w:left="1200"/>
     </w:pPr>
   </w:style>
-  <w:style w:type="paragraph" w:styleId="TOC8">
+  <w:style w:type="paragraph" w:styleId="Mucluc8">
     <w:name w:val="toc 8"/>
-    <w:basedOn w:val="Normal"/>
-    <w:next w:val="Normal"/>
+    <w:basedOn w:val="Binhthng"/>
+    <w:next w:val="Binhthng"/>
     <w:autoRedefine/>
     <w:semiHidden/>
     <w:pPr>
       <w:ind w:left="1400"/>
     </w:pPr>
   </w:style>
-  <w:style w:type="paragraph" w:styleId="TOC9">
+  <w:style w:type="paragraph" w:styleId="Mucluc9">
     <w:name w:val="toc 9"/>
-    <w:basedOn w:val="Normal"/>
-    <w:next w:val="Normal"/>
+    <w:basedOn w:val="Binhthng"/>
+    <w:next w:val="Binhthng"/>
     <w:autoRedefine/>
     <w:semiHidden/>
     <w:pPr>
       <w:ind w:left="1600"/>
     </w:pPr>
   </w:style>
-  <w:style w:type="paragraph" w:styleId="TableofFigures">
+  <w:style w:type="paragraph" w:styleId="Banghinhminhhoa">
     <w:name w:val="table of figures"/>
-    <w:basedOn w:val="Normal"/>
-    <w:next w:val="Normal"/>
+    <w:basedOn w:val="Binhthng"/>
+    <w:next w:val="Binhthng"/>
     <w:semiHidden/>
     <w:pPr>
       <w:ind w:left="400" w:hanging="400"/>
     </w:pPr>
   </w:style>
-  <w:style w:type="paragraph" w:styleId="Index1">
+  <w:style w:type="paragraph" w:styleId="Chimuc1">
     <w:name w:val="index 1"/>
-    <w:basedOn w:val="Normal"/>
-    <w:next w:val="Normal"/>
+    <w:basedOn w:val="Binhthng"/>
+    <w:next w:val="Binhthng"/>
     <w:autoRedefine/>
     <w:semiHidden/>
     <w:pPr>
       <w:ind w:left="200" w:hanging="200"/>
     </w:pPr>
   </w:style>
-  <w:style w:type="paragraph" w:styleId="Index2">
+  <w:style w:type="paragraph" w:styleId="Chimuc2">
     <w:name w:val="index 2"/>
-    <w:basedOn w:val="Normal"/>
-    <w:next w:val="Normal"/>
+    <w:basedOn w:val="Binhthng"/>
+    <w:next w:val="Binhthng"/>
     <w:autoRedefine/>
     <w:semiHidden/>
     <w:pPr>
       <w:ind w:left="400" w:hanging="200"/>
     </w:pPr>
   </w:style>
-  <w:style w:type="paragraph" w:styleId="Index3">
+  <w:style w:type="paragraph" w:styleId="Chimuc3">
     <w:name w:val="index 3"/>
-    <w:basedOn w:val="Normal"/>
-    <w:next w:val="Normal"/>
+    <w:basedOn w:val="Binhthng"/>
+    <w:next w:val="Binhthng"/>
     <w:autoRedefine/>
     <w:semiHidden/>
     <w:pPr>
       <w:ind w:left="600" w:hanging="200"/>
     </w:pPr>
   </w:style>
-  <w:style w:type="paragraph" w:styleId="Index4">
+  <w:style w:type="paragraph" w:styleId="Chimuc4">
     <w:name w:val="index 4"/>
-    <w:basedOn w:val="Normal"/>
-    <w:next w:val="Normal"/>
+    <w:basedOn w:val="Binhthng"/>
+    <w:next w:val="Binhthng"/>
     <w:autoRedefine/>
     <w:semiHidden/>
     <w:pPr>
       <w:ind w:left="800" w:hanging="200"/>
     </w:pPr>
   </w:style>
-  <w:style w:type="paragraph" w:styleId="Index5">
+  <w:style w:type="paragraph" w:styleId="Chimuc5">
     <w:name w:val="index 5"/>
-    <w:basedOn w:val="Normal"/>
-    <w:next w:val="Normal"/>
+    <w:basedOn w:val="Binhthng"/>
+    <w:next w:val="Binhthng"/>
     <w:autoRedefine/>
     <w:semiHidden/>
     <w:pPr>
       <w:ind w:left="1000" w:hanging="200"/>
     </w:pPr>
   </w:style>
-  <w:style w:type="paragraph" w:styleId="Index6">
+  <w:style w:type="paragraph" w:styleId="Chimuc6">
     <w:name w:val="index 6"/>
-    <w:basedOn w:val="Normal"/>
-    <w:next w:val="Normal"/>
+    <w:basedOn w:val="Binhthng"/>
+    <w:next w:val="Binhthng"/>
     <w:autoRedefine/>
     <w:semiHidden/>
     <w:pPr>
       <w:ind w:left="1200" w:hanging="200"/>
     </w:pPr>
   </w:style>
-  <w:style w:type="paragraph" w:styleId="Index7">
+  <w:style w:type="paragraph" w:styleId="Chimuc7">
     <w:name w:val="index 7"/>
-    <w:basedOn w:val="Normal"/>
-    <w:next w:val="Normal"/>
+    <w:basedOn w:val="Binhthng"/>
+    <w:next w:val="Binhthng"/>
     <w:autoRedefine/>
     <w:semiHidden/>
     <w:pPr>
       <w:ind w:left="1400" w:hanging="200"/>
     </w:pPr>
   </w:style>
-  <w:style w:type="paragraph" w:styleId="Index8">
+  <w:style w:type="paragraph" w:styleId="Chimuc8">
     <w:name w:val="index 8"/>
-    <w:basedOn w:val="Normal"/>
-    <w:next w:val="Normal"/>
+    <w:basedOn w:val="Binhthng"/>
+    <w:next w:val="Binhthng"/>
     <w:autoRedefine/>
     <w:semiHidden/>
     <w:pPr>
       <w:ind w:left="1600" w:hanging="200"/>
     </w:pPr>
   </w:style>
-  <w:style w:type="paragraph" w:styleId="Index9">
+  <w:style w:type="paragraph" w:styleId="Chimuc9">
     <w:name w:val="index 9"/>
-    <w:basedOn w:val="Normal"/>
-    <w:next w:val="Normal"/>
+    <w:basedOn w:val="Binhthng"/>
+    <w:next w:val="Binhthng"/>
     <w:autoRedefine/>
     <w:semiHidden/>
     <w:pPr>
       <w:ind w:left="1800" w:hanging="200"/>
     </w:pPr>
   </w:style>
-  <w:style w:type="paragraph" w:styleId="IndexHeading">
+  <w:style w:type="paragraph" w:styleId="uChimuc">
     <w:name w:val="index heading"/>
-    <w:basedOn w:val="Normal"/>
-    <w:next w:val="Index1"/>
+    <w:basedOn w:val="Binhthng"/>
+    <w:next w:val="Chimuc1"/>
     <w:semiHidden/>
   </w:style>
-  <w:style w:type="character" w:styleId="Hyperlink">
+  <w:style w:type="character" w:styleId="Siuktni">
     <w:name w:val="Hyperlink"/>
     <w:semiHidden/>
     <w:rPr>
@@ -8300,9 +8162,9 @@
       <w:u w:val="single"/>
     </w:rPr>
   </w:style>
-  <w:style w:type="character" w:customStyle="1" w:styleId="Heading6Char">
-    <w:name w:val="Heading 6 Char"/>
-    <w:link w:val="Heading6"/>
+  <w:style w:type="character" w:customStyle="1" w:styleId="u6Char">
+    <w:name w:val="Đầu đề 6 Char"/>
+    <w:link w:val="u6"/>
     <w:uiPriority w:val="9"/>
     <w:semiHidden/>
     <w:rsid w:val="00D93BE5"/>
@@ -8314,9 +8176,9 @@
       <w:szCs w:val="22"/>
     </w:rPr>
   </w:style>
-  <w:style w:type="character" w:customStyle="1" w:styleId="Heading7Char">
-    <w:name w:val="Heading 7 Char"/>
-    <w:link w:val="Heading7"/>
+  <w:style w:type="character" w:customStyle="1" w:styleId="u7Char">
+    <w:name w:val="Đầu đề 7 Char"/>
+    <w:link w:val="u7"/>
     <w:uiPriority w:val="9"/>
     <w:semiHidden/>
     <w:rsid w:val="00D93BE5"/>
@@ -8326,9 +8188,9 @@
       <w:szCs w:val="24"/>
     </w:rPr>
   </w:style>
-  <w:style w:type="character" w:customStyle="1" w:styleId="Heading8Char">
-    <w:name w:val="Heading 8 Char"/>
-    <w:link w:val="Heading8"/>
+  <w:style w:type="character" w:customStyle="1" w:styleId="u8Char">
+    <w:name w:val="Đầu đề 8 Char"/>
+    <w:link w:val="u8"/>
     <w:uiPriority w:val="9"/>
     <w:semiHidden/>
     <w:rsid w:val="00D93BE5"/>
@@ -8340,9 +8202,9 @@
       <w:szCs w:val="24"/>
     </w:rPr>
   </w:style>
-  <w:style w:type="character" w:customStyle="1" w:styleId="Heading9Char">
-    <w:name w:val="Heading 9 Char"/>
-    <w:link w:val="Heading9"/>
+  <w:style w:type="character" w:customStyle="1" w:styleId="u9Char">
+    <w:name w:val="Đầu đề 9 Char"/>
+    <w:link w:val="u9"/>
     <w:uiPriority w:val="9"/>
     <w:semiHidden/>
     <w:rsid w:val="00D93BE5"/>
@@ -8354,7 +8216,7 @@
   </w:style>
   <w:style w:type="paragraph" w:customStyle="1" w:styleId="Bang">
     <w:name w:val="Bang"/>
-    <w:basedOn w:val="Normal"/>
+    <w:basedOn w:val="Binhthng"/>
     <w:autoRedefine/>
     <w:rsid w:val="00F946A2"/>
     <w:pPr>
@@ -8368,7 +8230,7 @@
   </w:style>
   <w:style w:type="paragraph" w:customStyle="1" w:styleId="Heading1-NoNumber">
     <w:name w:val="Heading1-NoNumber"/>
-    <w:basedOn w:val="Heading1"/>
+    <w:basedOn w:val="u1"/>
     <w:qFormat/>
     <w:rsid w:val="007C7AD9"/>
     <w:pPr>
@@ -8383,7 +8245,7 @@
   </w:style>
   <w:style w:type="paragraph" w:customStyle="1" w:styleId="TableCaption">
     <w:name w:val="TableCaption"/>
-    <w:basedOn w:val="NormalIndent"/>
+    <w:basedOn w:val="ThutlBinhthng"/>
     <w:rsid w:val="00F946A2"/>
     <w:pPr>
       <w:widowControl w:val="0"/>
@@ -8400,7 +8262,7 @@
   </w:style>
   <w:style w:type="paragraph" w:customStyle="1" w:styleId="TableCaptionSmall">
     <w:name w:val="TableCaptionSmall"/>
-    <w:basedOn w:val="Normal"/>
+    <w:basedOn w:val="Binhthng"/>
     <w:rsid w:val="00F946A2"/>
     <w:pPr>
       <w:widowControl w:val="0"/>
@@ -8414,9 +8276,9 @@
       <w:szCs w:val="24"/>
     </w:rPr>
   </w:style>
-  <w:style w:type="paragraph" w:styleId="NormalIndent">
+  <w:style w:type="paragraph" w:styleId="ThutlBinhthng">
     <w:name w:val="Normal Indent"/>
-    <w:basedOn w:val="Normal"/>
+    <w:basedOn w:val="Binhthng"/>
     <w:uiPriority w:val="99"/>
     <w:semiHidden/>
     <w:unhideWhenUsed/>
@@ -8425,10 +8287,10 @@
       <w:ind w:left="720"/>
     </w:pPr>
   </w:style>
-  <w:style w:type="paragraph" w:styleId="BalloonText">
+  <w:style w:type="paragraph" w:styleId="Bongchuthich">
     <w:name w:val="Balloon Text"/>
-    <w:basedOn w:val="Normal"/>
-    <w:link w:val="BalloonTextChar"/>
+    <w:basedOn w:val="Binhthng"/>
+    <w:link w:val="BongchuthichChar"/>
     <w:uiPriority w:val="99"/>
     <w:semiHidden/>
     <w:unhideWhenUsed/>
@@ -8442,10 +8304,10 @@
       <w:szCs w:val="18"/>
     </w:rPr>
   </w:style>
-  <w:style w:type="character" w:customStyle="1" w:styleId="BalloonTextChar">
-    <w:name w:val="Balloon Text Char"/>
-    <w:basedOn w:val="DefaultParagraphFont"/>
-    <w:link w:val="BalloonText"/>
+  <w:style w:type="character" w:customStyle="1" w:styleId="BongchuthichChar">
+    <w:name w:val="Bóng chú thích Char"/>
+    <w:basedOn w:val="Phngmcinhcuaoanvn"/>
+    <w:link w:val="Bongchuthich"/>
     <w:uiPriority w:val="99"/>
     <w:semiHidden/>
     <w:rsid w:val="00C37338"/>
@@ -8457,7 +8319,7 @@
   </w:style>
   <w:style w:type="paragraph" w:customStyle="1" w:styleId="level2bullet">
     <w:name w:val="level 2 bullet"/>
-    <w:basedOn w:val="Normal"/>
+    <w:basedOn w:val="Binhthng"/>
     <w:rsid w:val="00B74D00"/>
     <w:pPr>
       <w:tabs>
@@ -8472,9 +8334,9 @@
       <w:color w:val="000000"/>
     </w:rPr>
   </w:style>
-  <w:style w:type="paragraph" w:styleId="ListParagraph">
+  <w:style w:type="paragraph" w:styleId="oancuaDanhsach">
     <w:name w:val="List Paragraph"/>
-    <w:basedOn w:val="Normal"/>
+    <w:basedOn w:val="Binhthng"/>
     <w:uiPriority w:val="34"/>
     <w:qFormat/>
     <w:rsid w:val="00CD7058"/>
@@ -8483,9 +8345,9 @@
       <w:contextualSpacing/>
     </w:pPr>
   </w:style>
-  <w:style w:type="table" w:styleId="TableGrid">
+  <w:style w:type="table" w:styleId="LiBang">
     <w:name w:val="Table Grid"/>
-    <w:basedOn w:val="TableNormal"/>
+    <w:basedOn w:val="BangThngthng"/>
     <w:uiPriority w:val="39"/>
     <w:rsid w:val="00E51C9C"/>
     <w:pPr>
@@ -8506,9 +8368,9 @@
       </w:tblBorders>
     </w:tblPr>
   </w:style>
-  <w:style w:type="paragraph" w:styleId="NormalWeb">
+  <w:style w:type="paragraph" w:styleId="ThngthngWeb">
     <w:name w:val="Normal (Web)"/>
-    <w:basedOn w:val="Normal"/>
+    <w:basedOn w:val="Binhthng"/>
     <w:uiPriority w:val="99"/>
     <w:semiHidden/>
     <w:unhideWhenUsed/>
@@ -8523,27 +8385,27 @@
   </w:style>
   <w:style w:type="character" w:customStyle="1" w:styleId="citation-140">
     <w:name w:val="citation-140"/>
-    <w:basedOn w:val="DefaultParagraphFont"/>
+    <w:basedOn w:val="Phngmcinhcuaoanvn"/>
     <w:rsid w:val="00D62F05"/>
   </w:style>
   <w:style w:type="character" w:customStyle="1" w:styleId="citation-139">
     <w:name w:val="citation-139"/>
-    <w:basedOn w:val="DefaultParagraphFont"/>
+    <w:basedOn w:val="Phngmcinhcuaoanvn"/>
     <w:rsid w:val="00D62F05"/>
   </w:style>
   <w:style w:type="character" w:customStyle="1" w:styleId="citation-138">
     <w:name w:val="citation-138"/>
-    <w:basedOn w:val="DefaultParagraphFont"/>
+    <w:basedOn w:val="Phngmcinhcuaoanvn"/>
     <w:rsid w:val="00D62F05"/>
   </w:style>
   <w:style w:type="character" w:customStyle="1" w:styleId="citation-137">
     <w:name w:val="citation-137"/>
-    <w:basedOn w:val="DefaultParagraphFont"/>
+    <w:basedOn w:val="Phngmcinhcuaoanvn"/>
     <w:rsid w:val="00D62F05"/>
   </w:style>
   <w:style w:type="character" w:customStyle="1" w:styleId="citation-136">
     <w:name w:val="citation-136"/>
-    <w:basedOn w:val="DefaultParagraphFont"/>
+    <w:basedOn w:val="Phngmcinhcuaoanvn"/>
     <w:rsid w:val="00D62F05"/>
   </w:style>
 </w:styles>
@@ -8870,6 +8732,21 @@
 </file>
 
 <file path=customXml/item1.xml><?xml version="1.0" encoding="utf-8"?>
+<p:properties xmlns:p="http://schemas.microsoft.com/office/2006/metadata/properties" xmlns:xsi="http://www.w3.org/2001/XMLSchema-instance" xmlns:pc="http://schemas.microsoft.com/office/infopath/2007/PartnerControls">
+  <documentManagement/>
+</p:properties>
+</file>
+
+<file path=customXml/item2.xml><?xml version="1.0" encoding="utf-8"?>
+<?mso-contentType ?>
+<FormTemplates xmlns="http://schemas.microsoft.com/sharepoint/v3/contenttype/forms">
+  <Display>DocumentLibraryForm</Display>
+  <Edit>DocumentLibraryForm</Edit>
+  <New>DocumentLibraryForm</New>
+</FormTemplates>
+</file>
+
+<file path=customXml/item3.xml><?xml version="1.0" encoding="utf-8"?>
 <ct:contentTypeSchema xmlns:ct="http://schemas.microsoft.com/office/2006/metadata/contentType" xmlns:ma="http://schemas.microsoft.com/office/2006/metadata/properties/metaAttributes" ct:_="" ma:_="" ma:contentTypeName="Document" ma:contentTypeID="0x010100CEB410CF44B9F94DA0FE6BF7E65A0904" ma:contentTypeVersion="3" ma:contentTypeDescription="Create a new document." ma:contentTypeScope="" ma:versionID="d4a3d150d5290d1a71260648fa0a71db">
   <xsd:schema xmlns:xsd="http://www.w3.org/2001/XMLSchema" xmlns:xs="http://www.w3.org/2001/XMLSchema" xmlns:p="http://schemas.microsoft.com/office/2006/metadata/properties" xmlns:ns2="37aacdc0-cdcb-42f5-a85d-c756599e7b09" targetNamespace="http://schemas.microsoft.com/office/2006/metadata/properties" ma:root="true" ma:fieldsID="099df1950c9fa7586d90b31dc4c0d5bc" ns2:_="">
     <xsd:import namespace="37aacdc0-cdcb-42f5-a85d-c756599e7b09"/>
@@ -9007,22 +8884,24 @@
 </ct:contentTypeSchema>
 </file>
 
-<file path=customXml/item2.xml><?xml version="1.0" encoding="utf-8"?>
-<?mso-contentType ?>
-<FormTemplates xmlns="http://schemas.microsoft.com/sharepoint/v3/contenttype/forms">
-  <Display>DocumentLibraryForm</Display>
-  <Edit>DocumentLibraryForm</Edit>
-  <New>DocumentLibraryForm</New>
-</FormTemplates>
+<file path=customXml/itemProps1.xml><?xml version="1.0" encoding="utf-8"?>
+<ds:datastoreItem xmlns:ds="http://schemas.openxmlformats.org/officeDocument/2006/customXml" ds:itemID="{99C051D8-2C2B-411B-8E96-F777845A689B}">
+  <ds:schemaRefs>
+    <ds:schemaRef ds:uri="http://schemas.microsoft.com/office/2006/metadata/properties"/>
+    <ds:schemaRef ds:uri="http://schemas.microsoft.com/office/infopath/2007/PartnerControls"/>
+  </ds:schemaRefs>
+</ds:datastoreItem>
 </file>
 
-<file path=customXml/item3.xml><?xml version="1.0" encoding="utf-8"?>
-<p:properties xmlns:p="http://schemas.microsoft.com/office/2006/metadata/properties" xmlns:xsi="http://www.w3.org/2001/XMLSchema-instance" xmlns:pc="http://schemas.microsoft.com/office/infopath/2007/PartnerControls">
-  <documentManagement/>
-</p:properties>
+<file path=customXml/itemProps2.xml><?xml version="1.0" encoding="utf-8"?>
+<ds:datastoreItem xmlns:ds="http://schemas.openxmlformats.org/officeDocument/2006/customXml" ds:itemID="{2B84F465-9B47-4EE7-9BEB-A766E8F94242}">
+  <ds:schemaRefs>
+    <ds:schemaRef ds:uri="http://schemas.microsoft.com/sharepoint/v3/contenttype/forms"/>
+  </ds:schemaRefs>
+</ds:datastoreItem>
 </file>
 
-<file path=customXml/itemProps1.xml><?xml version="1.0" encoding="utf-8"?>
+<file path=customXml/itemProps3.xml><?xml version="1.0" encoding="utf-8"?>
 <ds:datastoreItem xmlns:ds="http://schemas.openxmlformats.org/officeDocument/2006/customXml" ds:itemID="{42CCB020-1BC0-4E34-8C55-5450D29688ED}">
   <ds:schemaRefs>
     <ds:schemaRef ds:uri="http://schemas.microsoft.com/office/2006/metadata/contentType"/>
@@ -9038,21 +8917,4 @@
     <ds:schemaRef ds:uri="http://schemas.microsoft.com/internal/obd"/>
   </ds:schemaRefs>
 </ds:datastoreItem>
-</file>
-
-<file path=customXml/itemProps2.xml><?xml version="1.0" encoding="utf-8"?>
-<ds:datastoreItem xmlns:ds="http://schemas.openxmlformats.org/officeDocument/2006/customXml" ds:itemID="{2B84F465-9B47-4EE7-9BEB-A766E8F94242}">
-  <ds:schemaRefs>
-    <ds:schemaRef ds:uri="http://schemas.microsoft.com/sharepoint/v3/contenttype/forms"/>
-  </ds:schemaRefs>
-</ds:datastoreItem>
-</file>
-
-<file path=customXml/itemProps3.xml><?xml version="1.0" encoding="utf-8"?>
-<ds:datastoreItem xmlns:ds="http://schemas.openxmlformats.org/officeDocument/2006/customXml" ds:itemID="{99C051D8-2C2B-411B-8E96-F777845A689B}">
-  <ds:schemaRefs>
-    <ds:schemaRef ds:uri="http://schemas.microsoft.com/office/2006/metadata/properties"/>
-    <ds:schemaRef ds:uri="http://schemas.microsoft.com/office/infopath/2007/PartnerControls"/>
-  </ds:schemaRefs>
-</ds:datastoreItem>
 </file>